--- a/doc/HPC/HPC.docx
+++ b/doc/HPC/HPC.docx
@@ -359,7 +359,15 @@
         <w:t xml:space="preserve"> </w:t>
       </w:r>
     </w:p>
-    <w:p/>
+    <w:p>
+      <w:r>
+        <w:rPr>
+          <w:rFonts w:ascii="Helvetica" w:hAnsi="Helvetica" w:cs="Helvetica"/>
+          <w:kern w:val="0"/>
+        </w:rPr>
+        <w:t>cliu185@jhmi.edu</w:t>
+      </w:r>
+    </w:p>
     <w:sectPr>
       <w:pgSz w:w="12240" w:h="15840"/>
       <w:pgMar w:top="1440" w:right="1440" w:bottom="1440" w:left="1440" w:header="720" w:footer="720" w:gutter="0"/>
